--- a/labs/02-secure-ssh-management/CCNP_ENCOR_Secure_SSH_Management_KB.docx
+++ b/labs/02-secure-ssh-management/CCNP_ENCOR_Secure_SSH_Management_KB.docx
@@ -872,12 +872,12 @@
         <w:pStyle w:val="Heading2"/>
       </w:pPr>
       <w:r>
-        <w:t>7.2 Older IOS host-key compatibility</w:t>
+        <w:t>7.2 Older IOS client-algorithm compatibility</w:t>
       </w:r>
     </w:p>
     <w:p>
       <w:r>
-        <w:t>If the lab client rejects the IOS host-key algorithm, use the compatibility option provided in the supplied lab notes:</w:t>
+        <w:t>Modern OpenSSH clients disable the SHA-1 key-exchange and RSA host-key algorithms offered by this older IOS image. If the client reports no matching key exchange method or host key type, use both compatibility options:</w:t>
       </w:r>
     </w:p>
     <w:p>
@@ -886,7 +886,7 @@
         <w:keepLines/>
       </w:pPr>
       <w:r>
-        <w:t>ssh -o HostKeyAlgorithms=+ssh-rsa netadmin@192.168.10.1</w:t>
+        <w:t>ssh -o KexAlgorithms=+diffie-hellman-group14-sha1 -o HostKeyAlgorithms=+ssh-rsa netadmin@192.168.10.1</w:t>
       </w:r>
     </w:p>
     <w:p>
@@ -1359,7 +1359,7 @@
               <w:spacing w:after="0"/>
             </w:pPr>
             <w:r>
-              <w:t>SSH client rejects host key</w:t>
+              <w:t>SSH client rejects key exchange or host key</w:t>
             </w:r>
           </w:p>
         </w:tc>
@@ -1379,7 +1379,7 @@
               <w:spacing w:after="0"/>
             </w:pPr>
             <w:r>
-              <w:t>Client algorithm policy and older IOS key algorithm differ</w:t>
+              <w:t>Modern client disables older IOS SHA-1/RSA algorithms</w:t>
             </w:r>
           </w:p>
         </w:tc>
@@ -1399,7 +1399,7 @@
               <w:spacing w:after="0"/>
             </w:pPr>
             <w:r>
-              <w:t>Use the supplied HostKeyAlgorithms compatibility option for this lab</w:t>
+              <w:t>Use both compatibility options shown in section 7.2</w:t>
             </w:r>
           </w:p>
         </w:tc>
@@ -1731,6 +1731,8 @@
         <w:t>show running-config | section line vty</w:t>
         <w:br/>
         <w:t>ssh netadmin@192.168.10.1</w:t>
+        <w:br/>
+        <w:t>ssh -o KexAlgorithms=+diffie-hellman-group14-sha1 -o HostKeyAlgorithms=+ssh-rsa netadmin@192.168.10.1</w:t>
         <w:br/>
         <w:t>nc -vz 192.168.10.1 23</w:t>
         <w:br/>

--- a/labs/02-secure-ssh-management/CCNP_ENCOR_Secure_SSH_Management_KB.docx
+++ b/labs/02-secure-ssh-management/CCNP_ENCOR_Secure_SSH_Management_KB.docx
@@ -683,9 +683,9 @@
         <w:br/>
         <w:t>username netadmin privilege 15 secret CcnpLab2026!</w:t>
         <w:br/>
+        <w:t>crypto key generate rsa general-keys modulus 2048</w:t>
+        <w:br/>
         <w:t>ip ssh version 2</w:t>
-        <w:br/>
-        <w:t>crypto key generate rsa general-keys modulus 2048</w:t>
         <w:br/>
         <w:t>line vty 0 4</w:t>
         <w:br/>

--- a/labs/02-secure-ssh-management/CCNP_ENCOR_Secure_SSH_Management_KB.docx
+++ b/labs/02-secure-ssh-management/CCNP_ENCOR_Secure_SSH_Management_KB.docx
@@ -88,6 +88,9 @@
         <w:gridCol w:w="10166"/>
       </w:tblGrid>
       <w:tr>
+        <w:trPr>
+          <w:cantSplit/>
+        </w:trPr>
         <w:tc>
           <w:tcPr>
             <w:tcW w:type="dxa" w:w="10166"/>
@@ -124,7 +127,7 @@
     </w:p>
     <w:p>
       <w:r>
-        <w:t>This lab supports the ENCOR Security objective for configuring and verifying device access control, including lines and local user authentication. The learner will:</w:t>
+        <w:t>ENCOR 350-401 v1.2 alignment: 5.0 Security → 5.1 device access control → 5.1.a, lines and local user authentication. The required work stays with local authentication and VTY behavior. External AAA, TACACS+ and RADIUS are separate exercises, not prerequisites for this lab.</w:t>
       </w:r>
     </w:p>
     <w:p>
@@ -148,7 +151,7 @@
         <w:pStyle w:val="ListBullet"/>
       </w:pPr>
       <w:r>
-        <w:t>Authenticate remote users against the local user database.</w:t>
+        <w:t>Verify local authentication and assigned EXEC privilege separately for two user roles.</w:t>
       </w:r>
     </w:p>
     <w:p>
@@ -164,7 +167,27 @@
         <w:pStyle w:val="ListBullet"/>
       </w:pPr>
       <w:r>
-        <w:t>Troubleshoot reachability, key-generation, authentication, and client compatibility failures.</w:t>
+        <w:t>Distinguish transport, cryptographic negotiation, authentication, privilege, and line-policy faults using new sessions.</w:t>
+      </w:r>
+    </w:p>
+    <w:p>
+      <w:pPr>
+        <w:pStyle w:val="Heading2"/>
+      </w:pPr>
+      <w:r>
+        <w:t>Independent practice and evidence</w:t>
+      </w:r>
+    </w:p>
+    <w:p>
+      <w:pPr/>
+      <w:r>
+        <w:t>Allow 60–75 minutes for the required work; this is a practice target, not a Cisco exam timing or scoring rule. Use the existing CML YAML and console access. Attempt the requirements before opening the reference solution. Keep a known-good configuration checkpoint before fault injection.</w:t>
+      </w:r>
+    </w:p>
+    <w:p>
+      <w:pPr/>
+      <w:r>
+        <w:t>For every incident, submit the symptom, two competing explanations, the command and exact field that separates them, the smallest correction, and before-and-after tests. A successful ping or a copied configuration alone does not meet the completion criteria.</w:t>
       </w:r>
     </w:p>
     <w:p>
@@ -191,6 +214,7 @@
       <w:tr>
         <w:trPr>
           <w:tblHeader w:val="true"/>
+          <w:cantSplit/>
         </w:trPr>
         <w:tc>
           <w:tcPr>
@@ -290,6 +314,9 @@
         </w:tc>
       </w:tr>
       <w:tr>
+        <w:trPr>
+          <w:cantSplit/>
+        </w:trPr>
         <w:tc>
           <w:tcPr>
             <w:tcW w:type="dxa" w:w="2541"/>
@@ -372,6 +399,9 @@
         </w:tc>
       </w:tr>
       <w:tr>
+        <w:trPr>
+          <w:cantSplit/>
+        </w:trPr>
         <w:tc>
           <w:tcPr>
             <w:tcW w:type="dxa" w:w="2541"/>
@@ -454,6 +484,9 @@
         </w:tc>
       </w:tr>
       <w:tr>
+        <w:trPr>
+          <w:cantSplit/>
+        </w:trPr>
         <w:tc>
           <w:tcPr>
             <w:tcW w:type="dxa" w:w="2541"/>
@@ -570,7 +603,7 @@
         <w:pStyle w:val="ListBullet"/>
       </w:pPr>
       <w:r>
-        <w:t>The username secret command stores a local credential and assigns the requested privilege level.</w:t>
+        <w:t>The username secret command stores the local credential as a secret; the privilege option separately sets the user’s initial EXEC level.</w:t>
       </w:r>
     </w:p>
     <w:p>
@@ -623,7 +656,7 @@
         <w:br/>
         <w:t>show running-config interface gigabitEthernet 0/0</w:t>
         <w:br/>
-        <w:t>show running-config section line vty</w:t>
+        <w:t>show running-config | section line vty</w:t>
         <w:br/>
         <w:t>show ip ssh</w:t>
       </w:r>
@@ -651,7 +684,7 @@
     </w:p>
     <w:p>
       <w:r>
-        <w:t>Do not begin SSH troubleshooting until PC1 can reach 192.168.10.1 with ICMP.</w:t>
+        <w:t>Use ICMP and a TCP/22 test to establish the current state. A successful ping does not prove SSH is available, and failed ICMP alone does not prove SSH is unavailable. In this unfiltered directly connected baseline, an IP failure should be resolved before implementing access control.</w:t>
       </w:r>
     </w:p>
     <w:p>
@@ -659,45 +692,12 @@
         <w:pStyle w:val="Heading1"/>
       </w:pPr>
       <w:r>
-        <w:t>5. Configure Secure SSH Management</w:t>
+        <w:t>5. Independent Access-Control Implementation</w:t>
       </w:r>
     </w:p>
     <w:p>
       <w:r>
-        <w:t>Apply the following configuration from the R1 console. The credential is defined by the supplied practice lab and is intended only for the isolated CML exercise.</w:t>
-      </w:r>
-    </w:p>
-    <w:p>
-      <w:pPr>
-        <w:pStyle w:val="CodeBlock"/>
-        <w:keepLines/>
-      </w:pPr>
-      <w:r>
-        <w:t>enable</w:t>
-        <w:br/>
-        <w:t>configure terminal</w:t>
-        <w:br/>
-        <w:t>hostname R1</w:t>
-        <w:br/>
-        <w:t>ip domain-name ccnplab.local</w:t>
-        <w:br/>
-        <w:t>username netadmin privilege 15 secret CcnpLab2026!</w:t>
-        <w:br/>
-        <w:t>crypto key generate rsa general-keys modulus 2048</w:t>
-        <w:br/>
-        <w:t>ip ssh version 2</w:t>
-        <w:br/>
-        <w:t>line vty 0 4</w:t>
-        <w:br/>
-        <w:t xml:space="preserve"> login local</w:t>
-        <w:br/>
-        <w:t xml:space="preserve"> transport input ssh</w:t>
-        <w:br/>
-        <w:t xml:space="preserve"> exec-timeout 5 0</w:t>
-        <w:br/>
-        <w:t>end</w:t>
-        <w:br/>
-        <w:t>copy running-config startup-config</w:t>
+        <w:t>R1 needs administrative and operator access with a consistent policy across every VTY range present. Use console access for changes. Derive commands from the requirements below before viewing the reference solution; the existing YAML deliberately has no AAA new-model configuration.</w:t>
       </w:r>
     </w:p>
     <w:tbl>
@@ -709,6 +709,9 @@
         <w:gridCol w:w="10166"/>
       </w:tblGrid>
       <w:tr>
+        <w:trPr>
+          <w:cantSplit/>
+        </w:trPr>
         <w:tc>
           <w:tcPr>
             <w:tcW w:type="dxa" w:w="10166"/>
@@ -731,6 +734,46 @@
         </w:tc>
       </w:tr>
     </w:tbl>
+    <w:p>
+      <w:pPr>
+        <w:pStyle w:val="ListBullet"/>
+      </w:pPr>
+      <w:r>
+        <w:t>Create netadmin at privilege 15 using the lab-only secret CcnpLab2026!, and netops at privilege 1 using the lab-only secret CcnpOps2026!. Keep credentials out of captured evidence.</w:t>
+      </w:r>
+    </w:p>
+    <w:p>
+      <w:pPr>
+        <w:pStyle w:val="ListBullet"/>
+      </w:pPr>
+      <w:r>
+        <w:t>Use hostname R1, domain ccnplab.local, a 2048-bit RSA identity key and SSH version 2. Generate RSA keys before enabling version 2. Preserve console recovery access.</w:t>
+      </w:r>
+    </w:p>
+    <w:p>
+      <w:pPr>
+        <w:pStyle w:val="ListBullet"/>
+      </w:pPr>
+      <w:r>
+        <w:t>Inventory all VTY ranges with show line and the running configuration. Apply login local, SSH-only inbound transport and a five-minute EXEC idle timeout to every supported range, including 5–15 if present.</w:t>
+      </w:r>
+    </w:p>
+    <w:p>
+      <w:pPr>
+        <w:pStyle w:val="ListBullet"/>
+      </w:pPr>
+      <w:r>
+        <w:t>Prove netadmin enters privilege 15 and netops enters privilege 1. The operator must not enter configuration mode directly. Privilege 1 is not a custom read-only role: record which commands remain available and do not configure privilege overrides or an enable secret for this exercise.</w:t>
+      </w:r>
+    </w:p>
+    <w:p>
+      <w:pPr>
+        <w:pStyle w:val="ListBullet"/>
+      </w:pPr>
+      <w:r>
+        <w:t>Test a wrong password, an unknown username, Telnet rejection, active session visibility, and idle expiry. Use fresh sessions to prove policy changes; an existing session does not reauthenticate when you edit its line configuration.</w:t>
+      </w:r>
+    </w:p>
     <w:p>
       <w:pPr>
         <w:pStyle w:val="Heading1"/>
@@ -804,7 +847,7 @@
     </w:p>
     <w:p>
       <w:r>
-        <w:t>Verify netadmin uses privilege 15 and a secret, VTY lines 0 through 4 use login local, inbound transport is SSH only, and the EXEC timeout is five minutes.</w:t>
+        <w:t>Verify local secrets, netadmin privilege 15, netops privilege 1, and identical authentication, transport and timeout policy on all supported VTY ranges. Do not assume securing lines 0–4 secures every available line.</w:t>
       </w:r>
     </w:p>
     <w:p>
@@ -877,7 +920,7 @@
     </w:p>
     <w:p>
       <w:r>
-        <w:t>Modern OpenSSH clients disable the SHA-1 key-exchange and RSA host-key algorithms offered by this older IOS image. If the client reports no matching key exchange method or host key type, use both compatibility options:</w:t>
+        <w:t>If the older IOS image and your client have no common algorithm, first read the exact ssh -vv error. A key-exchange mismatch and a host-key mismatch are different negotiation stages. Append only the legacy algorithm required for this isolated lab host. Use the combined example below only when both are needed; do not make global client changes.</w:t>
       </w:r>
     </w:p>
     <w:p>
@@ -958,6 +1001,7 @@
       <w:tr>
         <w:trPr>
           <w:tblHeader w:val="true"/>
+          <w:cantSplit/>
         </w:trPr>
         <w:tc>
           <w:tcPr>
@@ -1033,6 +1077,9 @@
         </w:tc>
       </w:tr>
       <w:tr>
+        <w:trPr>
+          <w:cantSplit/>
+        </w:trPr>
         <w:tc>
           <w:tcPr>
             <w:tcW w:type="dxa" w:w="3389"/>
@@ -1095,6 +1142,9 @@
         </w:tc>
       </w:tr>
       <w:tr>
+        <w:trPr>
+          <w:cantSplit/>
+        </w:trPr>
         <w:tc>
           <w:tcPr>
             <w:tcW w:type="dxa" w:w="3389"/>
@@ -1157,6 +1207,9 @@
         </w:tc>
       </w:tr>
       <w:tr>
+        <w:trPr>
+          <w:cantSplit/>
+        </w:trPr>
         <w:tc>
           <w:tcPr>
             <w:tcW w:type="dxa" w:w="3389"/>
@@ -1219,6 +1272,9 @@
         </w:tc>
       </w:tr>
       <w:tr>
+        <w:trPr>
+          <w:cantSplit/>
+        </w:trPr>
         <w:tc>
           <w:tcPr>
             <w:tcW w:type="dxa" w:w="3389"/>
@@ -1275,12 +1331,15 @@
               <w:spacing w:after="0"/>
             </w:pPr>
             <w:r>
-              <w:t>Check username and login local under line vty 0 4</w:t>
+              <w:t>Check the local user and login local on the VTY range actually allocated to the session.</w:t>
             </w:r>
           </w:p>
         </w:tc>
       </w:tr>
       <w:tr>
+        <w:trPr>
+          <w:cantSplit/>
+        </w:trPr>
         <w:tc>
           <w:tcPr>
             <w:tcW w:type="dxa" w:w="3389"/>
@@ -1343,6 +1402,9 @@
         </w:tc>
       </w:tr>
       <w:tr>
+        <w:trPr>
+          <w:cantSplit/>
+        </w:trPr>
         <w:tc>
           <w:tcPr>
             <w:tcW w:type="dxa" w:w="3389"/>
@@ -1399,12 +1461,15 @@
               <w:spacing w:after="0"/>
             </w:pPr>
             <w:r>
-              <w:t>Use both compatibility options shown in section 7.2</w:t>
+              <w:t>Identify the failed negotiation stage with ssh -vv; use only its required host-specific exception (section 7.2).</w:t>
             </w:r>
           </w:p>
         </w:tc>
       </w:tr>
       <w:tr>
+        <w:trPr>
+          <w:cantSplit/>
+        </w:trPr>
         <w:tc>
           <w:tcPr>
             <w:tcW w:type="dxa" w:w="3389"/>
@@ -1467,6 +1532,9 @@
         </w:tc>
       </w:tr>
       <w:tr>
+        <w:trPr>
+          <w:cantSplit/>
+        </w:trPr>
         <w:tc>
           <w:tcPr>
             <w:tcW w:type="dxa" w:w="3389"/>
@@ -1571,7 +1639,7 @@
         <w:pStyle w:val="Heading1"/>
       </w:pPr>
       <w:r>
-        <w:t>10. Fault-Injection Practice</w:t>
+        <w:t>10. Required Access-Control Fault Exercises</w:t>
       </w:r>
     </w:p>
     <w:p>
@@ -1579,7 +1647,7 @@
         <w:pStyle w:val="ListNumber"/>
       </w:pPr>
       <w:r>
-        <w:t>Remove ip domain-name and attempt RSA key generation. Identify the prerequisite failure, then restore ccnplab.local.</w:t>
+        <w:t>Identity-key prerequisite test: removing the domain name does not invalidate existing RSA keys. Predict this first and inspect the current keys. To test generation failure, use a disposable lab copy or saved console-recoverable checkpoint, remove the existing keys with crypto key zeroize rsa, then remove the domain name and attempt generation. Restore the domain, generate 2048-bit keys, then set SSH version 2. Expect a changed host key.</w:t>
       </w:r>
     </w:p>
     <w:p>
@@ -1587,7 +1655,7 @@
         <w:pStyle w:val="ListNumber"/>
       </w:pPr>
       <w:r>
-        <w:t>Change transport input ssh to transport input telnet and test the security impact. Restore SSH-only transport.</w:t>
+        <w:t>From the console, set transport input telnet on the supported VTY range under test. Compare a new TCP/22 attempt with TCP/23 and show ip ssh. Explain why the SSH server can report enabled while the VTY policy rejects a new SSH session. Restore SSH-only input immediately after testing.</w:t>
       </w:r>
     </w:p>
     <w:p>
@@ -1595,7 +1663,7 @@
         <w:pStyle w:val="ListNumber"/>
       </w:pPr>
       <w:r>
-        <w:t>Remove login local from VTY 0 through 4 and test authentication. Restore local database authentication.</w:t>
+        <w:t>Replace login local with login and a temporary line password on one VTY range. Predict whether the local username database still controls that line. Diagnose the authentication path and remove the temporary line password when restoring login local.</w:t>
       </w:r>
     </w:p>
     <w:p>
@@ -1603,7 +1671,7 @@
         <w:pStyle w:val="ListNumber"/>
       </w:pPr>
       <w:r>
-        <w:t>Change the local user privilege to 1, reconnect, and compare show privilege. Restore privilege 15.</w:t>
+        <w:t>Set netadmin to privilege 1 using the same lab secret. Reconnect, inspect show privilege and test configure terminal without changing configuration. Identify why correct authentication can still give the wrong access level. Restore privilege 15 and verify a fresh session.</w:t>
       </w:r>
     </w:p>
     <w:p>
@@ -1620,6 +1688,46 @@
       </w:pPr>
       <w:r>
         <w:t>Restore and save the validated configuration after every fault.</w:t>
+      </w:r>
+    </w:p>
+    <w:p>
+      <w:pPr>
+        <w:pStyle w:val="Heading2"/>
+      </w:pPr>
+      <w:r>
+        <w:t>10.1 Diagnose before changing</w:t>
+      </w:r>
+    </w:p>
+    <w:p>
+      <w:pPr/>
+      <w:r>
+        <w:t>Have a partner apply either the transport fault or privilege fault without disclosing it. Start with the user-visible symptom; choose the next check at each layer: IP/TCP reachability, SSH negotiation, local authentication, EXEC privilege, and line/session state. Submit at least two observations that exclude a competing cause. Restore only the faulty control.</w:t>
+      </w:r>
+    </w:p>
+    <w:p>
+      <w:pPr>
+        <w:pStyle w:val="Heading2"/>
+      </w:pPr>
+      <w:r>
+        <w:t>10.2 Interpret management evidence</w:t>
+      </w:r>
+    </w:p>
+    <w:p>
+      <w:pPr/>
+      <w:r>
+        <w:t>Case A: TCP/22 is reachable but ssh -vv ends with no matching key exchange method. Would changing the username secret help? Case B: the session authenticates but show privilege reports 1. Does a stronger RSA key fix this? Case C: show ip ssh reports version 2 but a new SSH connection is refused after a VTY transport change. Which layer must be repaired?</w:t>
+      </w:r>
+    </w:p>
+    <w:p>
+      <w:pPr/>
+      <w:r>
+        <w:t>Case D: five sessions succeed but the next fails on an image with additional VTYs. Inspect actual line allocation, occupancy and the policy of the later range. Do not assume a single successful login tested all ranges, or assume every image supplies 16 VTYs. Explain how to distinguish exhausted lines from inconsistent configuration.</w:t>
+      </w:r>
+    </w:p>
+    <w:p>
+      <w:pPr/>
+      <w:r>
+        <w:t>Record the observed idle disconnect for the temporary 30-second timeout; distinguish exec-timeout from the SSH authentication timeout. Restore 5 0 and verify that the final configuration applies to all supported VTYs.</w:t>
       </w:r>
     </w:p>
     <w:p>
@@ -1675,7 +1783,7 @@
         <w:pStyle w:val="ListBullet"/>
       </w:pPr>
       <w:r>
-        <w:t>VTY lines 0 through 4 permit SSH and reject Telnet.</w:t>
+        <w:t>Every supported VTY range uses local authentication, permits SSH only, and rejects Telnet.</w:t>
       </w:r>
     </w:p>
     <w:p>
@@ -1737,6 +1845,125 @@
         <w:t>nc -vz 192.168.10.1 23</w:t>
         <w:br/>
         <w:t>copy running-config startup-config</w:t>
+      </w:r>
+    </w:p>
+    <w:p>
+      <w:pPr>
+        <w:pStyle w:val="Heading1"/>
+      </w:pPr>
+      <w:r>
+        <w:t>13. Independent Assessment</w:t>
+      </w:r>
+    </w:p>
+    <w:p>
+      <w:pPr/>
+      <w:r>
+        <w:t>Repeat the required tasks from the original YAML without the solution section. Self-assess each category: 0 = missing or incorrect, 1 = completed with hints or incomplete evidence, 2 = independent completion with correct explanation and evidence.</w:t>
+      </w:r>
+    </w:p>
+    <w:p>
+      <w:pPr>
+        <w:pStyle w:val="ListBullet"/>
+      </w:pPr>
+      <w:r>
+        <w:t>Implementation: requirements met on every supported VTY, with a functioning console recovery path.</w:t>
+      </w:r>
+    </w:p>
+    <w:p>
+      <w:pPr>
+        <w:pStyle w:val="ListBullet"/>
+      </w:pPr>
+      <w:r>
+        <w:t>Positive and negative tests: both roles, wrong password, unknown user, Telnet rejection and idle expiry.</w:t>
+      </w:r>
+    </w:p>
+    <w:p>
+      <w:pPr>
+        <w:pStyle w:val="ListBullet"/>
+      </w:pPr>
+      <w:r>
+        <w:t>Diagnosis: isolate one undisclosed fault and correctly interpret all four evidence cases.</w:t>
+      </w:r>
+    </w:p>
+    <w:p>
+      <w:pPr>
+        <w:pStyle w:val="ListBullet"/>
+      </w:pPr>
+      <w:r>
+        <w:t>Acceptance: fresh-session privilege and policy proof, final timeout restoration, session inventory and saved configuration.</w:t>
+      </w:r>
+    </w:p>
+    <w:p>
+      <w:pPr/>
+      <w:r>
+        <w:t>Target 8/8 and all final-state checks satisfied. This rubric measures readiness for this lab’s objective; it is not an official Cisco score or a guarantee of exam performance. Record a corrective study action for each category below 2.</w:t>
+      </w:r>
+    </w:p>
+    <w:p>
+      <w:pPr>
+        <w:pStyle w:val="Heading1"/>
+      </w:pPr>
+      <w:r>
+        <w:t>14. Reference Solution and Reasoning</w:t>
+      </w:r>
+    </w:p>
+    <w:p>
+      <w:pPr>
+        <w:pStyle w:val="CodeBlock"/>
+        <w:keepLines/>
+      </w:pPr>
+      <w:r>
+        <w:t>enable</w:t>
+        <w:br/>
+        <w:t>configure terminal</w:t>
+        <w:br/>
+        <w:t>hostname R1</w:t>
+        <w:br/>
+        <w:t>ip domain-name ccnplab.local</w:t>
+        <w:br/>
+        <w:t>username netadmin privilege 15 secret CcnpLab2026!</w:t>
+        <w:br/>
+        <w:t>username netops privilege 1 secret CcnpOps2026!</w:t>
+        <w:br/>
+        <w:t>crypto key generate rsa general-keys modulus 2048</w:t>
+        <w:br/>
+        <w:t>ip ssh version 2</w:t>
+        <w:br/>
+        <w:t>line vty 0 4</w:t>
+        <w:br/>
+        <w:t xml:space="preserve"> login local</w:t>
+        <w:br/>
+        <w:t xml:space="preserve"> transport input ssh</w:t>
+        <w:br/>
+        <w:t xml:space="preserve"> exec-timeout 5 0</w:t>
+        <w:br/>
+        <w:t>end</w:t>
+        <w:br/>
+        <w:t>copy running-config startup-config</w:t>
+      </w:r>
+    </w:p>
+    <w:p>
+      <w:pPr/>
+      <w:r>
+        <w:t>If lines 5–15 exist, apply the same login local, transport input ssh and exec-timeout 5 0 commands there. If another range exists, configure that actual range instead. A line password is not used by login local; remove any temporary test password.</w:t>
+      </w:r>
+    </w:p>
+    <w:p>
+      <w:pPr/>
+      <w:r>
+        <w:t>Evidence key: A is a negotiation failure before user authentication. B is initial EXEC privilege, not encryption or password correctness. C is inbound VTY transport. D requires line inventory and occupancy evidence; secure the remaining range or close test sessions as appropriate. Privilege 15 is full administrative access; privilege 1 is the default limited EXEC level, not comprehensive command authorization.</w:t>
+      </w:r>
+    </w:p>
+    <w:p>
+      <w:pPr/>
+      <w:r>
+        <w:t>After planned key regeneration, independently verify the new host key through the console or trusted lab record before updating PC1’s known_hosts entry. Algorithm compatibility errors and changed-host-key warnings are different problems.</w:t>
+      </w:r>
+    </w:p>
+    <w:p>
+      <w:pPr/>
+      <w:r>
+        <w:t>Exam blueprint: Cisco ENCOR 350-401 v1.2. Topic wording and scope: https://learningcontent.cisco.com/documents/marketing/exam-topics/350-401-ENCORE-v1.2.pdf</w:t>
       </w:r>
     </w:p>
     <w:p>
